--- a/試験3.docx
+++ b/試験3.docx
@@ -39,75 +39,497 @@
     </w:p>
     <w:p>
       <w:r>
-        <w:t>私の組織における環境の変化は「データとAIを活用した業務変革の加速」である。近年、生成AIやBIツールをはじめとする技術が急速に進化し、これまで人手と時間を要していたデータ集計・過去事例の参照といった業務を、大幅に効率化・高度化できる環境が整いつつある。一方で、中東情勢の緊迫化によるホルムズ海峡封鎖の懸念など、地政学的リスクをはじめとする経営環境の不確実性も高まっており、こうした変化の激しい経営環境下では、判断のスピードと精度がこれまで以上に問われるようになっている。</w:t>
-      </w:r>
-    </w:p>
-    <w:p>
-      <w:r>
-        <w:t>上記変化を踏まえた課題は「進化する技術を自部門の業務に取り込み、意思決定の精度とスピードを高めること」である。この技術の恩恵を活かせるかどうかが、キヤノンの継続的な成長に不可欠であり、この課題に取り組むことが私の組織に求められている。</w:t>
+        <w:rPr>
+          <w:rFonts w:hint="eastAsia"/>
+        </w:rPr>
+        <w:t>私の組織における環境変化として、</w:t>
+      </w:r>
+      <w:r>
+        <w:t>「データとAIを活用した業務変革の加速」</w:t>
+      </w:r>
+      <w:r>
+        <w:rPr>
+          <w:rFonts w:hint="eastAsia"/>
+        </w:rPr>
+        <w:t>と「地政学リスクをはじめとする経営環境の不確実性の高まり」を挙げ</w:t>
+      </w:r>
+      <w:r>
+        <w:rPr>
+          <w:rFonts w:hint="eastAsia"/>
+        </w:rPr>
+        <w:t>る</w:t>
+      </w:r>
+      <w:r>
+        <w:rPr>
+          <w:rFonts w:hint="eastAsia"/>
+        </w:rPr>
+        <w:t>。</w:t>
+      </w:r>
+    </w:p>
+    <w:p>
+      <w:r>
+        <w:rPr>
+          <w:rFonts w:hint="eastAsia"/>
+        </w:rPr>
+        <w:t>近年は生成AIをはじめとするデータ利活用の技術が急速に進化し、これまで人手と時間を要していたデータ集計・過去事例の参照といった業務を大幅に効率化できる環境が整いつつある。一方で中東情勢の緊迫化によるホルムズ海峡封鎖など、地政学リスクをはじめとする経営環境の不確実性も高まっており、こうした不確実性の多い環境下では、意思決定判断のスピードと精度がこれまで以上に問われるようになっている。</w:t>
+      </w:r>
+    </w:p>
+    <w:p>
+      <w:r>
+        <w:t>上記変化を踏まえた課題は「進化する技術を自部門の業務に取り込み、意思決定の精度とスピードを高めること」である。</w:t>
+      </w:r>
+      <w:r>
+        <w:rPr>
+          <w:rFonts w:hint="eastAsia"/>
+        </w:rPr>
+        <w:t>経営環境を取り巻く変化は常に起こりうるものと捉え、それに動じない</w:t>
+      </w:r>
+      <w:r>
+        <w:rPr>
+          <w:rFonts w:hint="eastAsia"/>
+        </w:rPr>
+        <w:t>、</w:t>
+      </w:r>
+      <w:r>
+        <w:rPr>
+          <w:rFonts w:hint="eastAsia"/>
+        </w:rPr>
+        <w:t>変化に対応できる柔軟な体制を構築し続けることがキヤノンの継続的な成長に不可欠であり、この課題に取り組むことが私の組織に求められている。</w:t>
+      </w:r>
+    </w:p>
+    <w:p>
+      <w:pPr>
+        <w:rPr>
+          <w:rFonts w:hint="eastAsia"/>
+        </w:rPr>
+      </w:pPr>
+    </w:p>
+    <w:p>
+      <w:r>
+        <w:t>3,課題解決のための具体的取り組み</w:t>
+      </w:r>
+    </w:p>
+    <w:p>
+      <w:r>
+        <w:t>私は進化する技術を自部門の業務に取り込み、意思決定の精度とスピードを高めるという課題解決のために、以下の2点を実行した。</w:t>
+      </w:r>
+    </w:p>
+    <w:p>
+      <w:r>
+        <w:t>①BIツールを用いた国際輸送実績データの見える化</w:t>
+      </w:r>
+    </w:p>
+    <w:p>
+      <w:r>
+        <w:t>私の所属するロジスティクス統括センターはコストセンターであり、発送費・保管費・製品副資材費・荷造包装費の4大費目から構成される費用の削減が部門の命題である。</w:t>
+      </w:r>
+    </w:p>
+    <w:p>
+      <w:r>
+        <w:rPr>
+          <w:rFonts w:hint="eastAsia"/>
+        </w:rPr>
+        <w:t>費用の削減にあたってはデータを基にした分析・意思決定が必要になる。</w:t>
+      </w:r>
+    </w:p>
+    <w:p>
+      <w:pPr>
+        <w:rPr>
+          <w:rFonts w:hint="eastAsia"/>
+        </w:rPr>
+      </w:pPr>
+      <w:r>
+        <w:t>しかし従来、</w:t>
+      </w:r>
+      <w:r>
+        <w:rPr>
+          <w:rFonts w:hint="eastAsia"/>
+        </w:rPr>
+        <w:t>データを分析するまでの準備作業(データの抽出・見たい形への可視化)に多く</w:t>
+      </w:r>
+      <w:r>
+        <w:rPr>
+          <w:rFonts w:hint="eastAsia"/>
+        </w:rPr>
+        <w:lastRenderedPageBreak/>
+        <w:t>の時間を要し、データ分析等の思考フェーズに移るまでのハードルが高い状況にあった。</w:t>
+      </w:r>
+    </w:p>
+    <w:p>
+      <w:r>
+        <w:t>私はこの状態を解消することが、意思決定の精度とスピードを高める上で不可欠であると考え、率先して可視化の仕組みづくりに取り組んだ。</w:t>
+      </w:r>
+    </w:p>
+    <w:p>
+      <w:r>
+        <w:rPr>
+          <w:rFonts w:hint="eastAsia"/>
+        </w:rPr>
+        <w:t>私の部署においては、国際輸送実績(例:日本発アメリカ向けの物量)データを基に、意思決定の判断(例:</w:t>
+      </w:r>
+      <w:commentRangeStart w:id="0"/>
+      <w:r>
+        <w:rPr>
+          <w:rFonts w:hint="eastAsia"/>
+        </w:rPr>
+        <w:t>コスト削減施策の立案</w:t>
+      </w:r>
+      <w:commentRangeEnd w:id="0"/>
+      <w:r>
+        <w:rPr>
+          <w:rStyle w:val="ae"/>
+          <w:rFonts w:hint="eastAsia"/>
+          <w:sz w:val="21"/>
+          <w:szCs w:val="22"/>
+        </w:rPr>
+        <w:commentReference w:id="0"/>
+      </w:r>
+      <w:r>
+        <w:rPr>
+          <w:rFonts w:hint="eastAsia"/>
+        </w:rPr>
+        <w:t>)</w:t>
+      </w:r>
+      <w:r>
+        <w:rPr>
+          <w:rFonts w:hint="eastAsia"/>
+        </w:rPr>
+        <w:t>を</w:t>
+      </w:r>
+      <w:r>
+        <w:rPr>
+          <w:rFonts w:hint="eastAsia"/>
+        </w:rPr>
+        <w:t>行うこと</w:t>
+      </w:r>
+      <w:r>
+        <w:rPr>
+          <w:rFonts w:hint="eastAsia"/>
+        </w:rPr>
+        <w:t>が多く、まずここに</w:t>
+      </w:r>
+      <w:r>
+        <w:rPr>
+          <w:rFonts w:hint="eastAsia"/>
+        </w:rPr>
+        <w:t>着目し</w:t>
+      </w:r>
+      <w:r>
+        <w:t>必要な観点・項目を可視化できる</w:t>
+      </w:r>
+      <w:r>
+        <w:rPr>
+          <w:rFonts w:hint="eastAsia"/>
+        </w:rPr>
+        <w:t>ツール</w:t>
+      </w:r>
+      <w:r>
+        <w:t>の土台を作成</w:t>
+      </w:r>
+      <w:r>
+        <w:rPr>
+          <w:rFonts w:hint="eastAsia"/>
+        </w:rPr>
+        <w:t>した。部門内のシステム担当や他部署へのヒアリングを行いながら、部門全体で使用できるBIツール(データを収集して分析し、意思決定を支援するツール)を作成した。これにより</w:t>
+      </w:r>
+      <w:r>
+        <w:rPr>
+          <w:rFonts w:hint="eastAsia"/>
+        </w:rPr>
+        <w:t>データの更新のみでBIツールが更新され、各担当は従来行っていた準備(データ抽出・加工)無しで見たい観点のデータを瞬時に可視化できるようになった。これにより年間で300時間の準備時間削減となり、また全体のデータを客観的に可視化しているため、意思決定精度の向上にも寄与している。</w:t>
+      </w:r>
+      <w:r>
+        <w:t>私は現部門に異動する前</w:t>
+      </w:r>
+      <w:r>
+        <w:rPr>
+          <w:rFonts w:hint="eastAsia"/>
+        </w:rPr>
+        <w:t>の組織(宇都宮工場)</w:t>
+      </w:r>
+      <w:r>
+        <w:t>において</w:t>
+      </w:r>
+      <w:r>
+        <w:rPr>
+          <w:rFonts w:hint="eastAsia"/>
+        </w:rPr>
+        <w:t>も意思決定精度向上に向けてデータの見える化(その際は</w:t>
+      </w:r>
+      <w:r>
+        <w:t>従業員数や残業時間の見える化</w:t>
+      </w:r>
+      <w:r>
+        <w:rPr>
+          <w:rFonts w:hint="eastAsia"/>
+        </w:rPr>
+        <w:t>)</w:t>
+      </w:r>
+      <w:r>
+        <w:t>に取り組んだ経験があり、</w:t>
+      </w:r>
+      <w:r>
+        <w:rPr>
+          <w:rFonts w:hint="eastAsia"/>
+        </w:rPr>
+        <w:t>経験を活かし</w:t>
+      </w:r>
+      <w:r>
+        <w:t>データを見える化する仕組みづくり</w:t>
+      </w:r>
+      <w:r>
+        <w:rPr>
+          <w:rFonts w:hint="eastAsia"/>
+        </w:rPr>
+        <w:t>を心がけている</w:t>
+      </w:r>
+      <w:r>
+        <w:t>。</w:t>
+      </w:r>
+    </w:p>
+    <w:p>
+      <w:pPr>
+        <w:rPr>
+          <w:rFonts w:hint="eastAsia"/>
+        </w:rPr>
+      </w:pPr>
+    </w:p>
+    <w:p>
+      <w:r>
+        <w:t>②生成AIを利用した知識のナレッジ化</w:t>
+      </w:r>
+    </w:p>
+    <w:p>
+      <w:r>
+        <w:rPr>
+          <w:rFonts w:hint="eastAsia"/>
+        </w:rPr>
+        <w:t>貿易実務を行う中では</w:t>
+      </w:r>
+      <w:r>
+        <w:t>様々な専門知識が求められ、対応の際には過去の経験や対応事例を基に判断することも多いが、その都度過去の記録を探し出すのに時間を要していた。</w:t>
+      </w:r>
+    </w:p>
+    <w:p>
+      <w:pPr>
+        <w:rPr>
+          <w:rFonts w:hint="eastAsia"/>
+        </w:rPr>
+      </w:pPr>
+      <w:r>
+        <w:t>私自身、2024年に他部門から異動してきた当初、専門的な貿易実務の知識をどう習得すればよいか分からず、対応に苦労した経験がある。この経験から、経験の浅いメンバーや異動してきたばかりのメンバーでも、過去の知見にすぐアクセスできる仕組みがあれば、部門全体の対応スピードと質を底上げできると考えた。</w:t>
+      </w:r>
+    </w:p>
+    <w:p>
+      <w:pPr>
+        <w:rPr>
+          <w:rFonts w:hint="eastAsia"/>
+        </w:rPr>
+      </w:pPr>
+      <w:r>
+        <w:t>そこで私は生成AIを活用し、過去の対応履歴やマニュアルを呼び出し可能な"ナレッジ"として蓄積し、質問を投げかけることで必要な回答が即座に得られる仕組みの構築を進めている。構築にあたってはデータの構成整備や仕様設定など細かい調整が必要であり、関係部門とすり合わせを重ねながら実現に向けて取り組んでいる。なお、地政学的リスクのように前例のない事象については類似の過去事例が存在しない場合もあるため、該当するナレッジがない場合は「該当なし」として関連する規程・マニュアル等を提示したうえで、対応後にその事例自体を新たなナレッジとして蓄積する仕組みとし、ナレッジベースが継続的に充実していく設計としている。</w:t>
+      </w:r>
+      <w:r>
+        <w:t>このナレッジ化により、経験や知識の差によらず誰もが必要な知見に素早くアクセスできる体制を整え、不確実性の高い環境下でも組織全体として柔軟かつ迅速な意思決定を行える状態を目指していきたい。</w:t>
       </w:r>
     </w:p>
     <w:p/>
     <w:p>
       <w:r>
-        <w:t>3,課題解決のための具体的取り組み</w:t>
-      </w:r>
-    </w:p>
-    <w:p>
-      <w:r>
-        <w:t>私は進化する技術を自部門の業務に取り込み、意思決定の精度とスピードを高めるという課題解決のために、以下の2点を実行した。</w:t>
-      </w:r>
-    </w:p>
-    <w:p>
-      <w:r>
-        <w:t>①BIツールを用いた国際輸送実績データの見える化</w:t>
-      </w:r>
-    </w:p>
-    <w:p>
-      <w:r>
-        <w:t>私の所属するロジスティクス統括センターはコストセンターであり、発送費・保管費・製品副資材費・荷造包装費の4大費目から構成される費用の削減が部門の命題である。しかし従来、これらのデータは各担当者(約10名)がそれぞれデータベースから条件を設定して抽出し、自ら見たい形に加工・可視化したうえで分析するという体制であり、週次で各担当者が20分程度の加工作業を行っていた。私はこの状態を解消することが、意思決定の精度とスピードを高める上で不可欠であると考え、率先して可視化の仕組みづくりに取り組んだ。</w:t>
+        <w:t>4,成果</w:t>
+      </w:r>
+    </w:p>
+    <w:p>
+      <w:r>
+        <w:t>進化する技術を自部門の業務に取り込み、意思決定の精度とスピードを高める</w:t>
+      </w:r>
+      <w:r>
+        <w:rPr>
+          <w:rFonts w:hint="eastAsia"/>
+        </w:rPr>
+        <w:t>ために必要な施策を考え、上記の２点</w:t>
+      </w:r>
+      <w:r>
+        <w:t>「</w:t>
+      </w:r>
+      <w:r>
+        <w:t>国際輸送実績データの見える化</w:t>
+      </w:r>
+      <w:r>
+        <w:t>」と「</w:t>
+      </w:r>
+      <w:r>
+        <w:t>生成AIを利用した知識</w:t>
       </w:r>
       <w:r>
         <w:lastRenderedPageBreak/>
-        <w:t>まず自身が担当する"発送費(国際輸送費)"について、必要な観点・項目を可視化できるシステムの土台を作成し、それを基に部門内のシステム担当や他部門へヒアリングを行いながら、部門全体で使用できるBIツールへと調整を重ねた。現在は集計担当者1名が月次でデータベースからデータを抽出しツールに格納するだけで全員のデータが更新される体制となり、各担当は見たい観点のデータを瞬時に可視化できるようになった。</w:t>
-      </w:r>
-    </w:p>
-    <w:p>
-      <w:r>
-        <w:t>②生成AIを利用した知識のナレッジ化</w:t>
-      </w:r>
-    </w:p>
-    <w:p>
-      <w:r>
-        <w:t>貿易実務には様々な専門知識が求められ、対応の際には過去の経験や対応事例を基に判断することも多いが、その都度過去の記録を探し出すのに時間を要していた。私自身、2024年に他部門から異動してきた当初、専門的な貿易実務の知識をどう習得すればよいか分からず、対応に苦労した経験がある。この経験から、経験の浅いメンバーや異動してきたばかりのメンバーでも、過去の知見にすぐアクセスできる仕組みがあれば、部門全体の対応スピードと質を底上げできると考えた。そこで私は生成AIを活用し、過去の対応履歴やマニュアルを呼び出し可能な"ナレッジ"として蓄積し、質問を投げかけることで必要な回答が即座に得られる仕組みの構築を進めている。構築にあたってはデータの構成整備や仕様設定など細かい調整が必要であり、関係部門とすり合わせを重ねながら実現に向けて取り組んでいる。なお、地政学的リスクのように前例のない事象については類似の過去事例が存在しない場合もあるため、該当するナレッジがない場合は「該当なし」として関連する規程・マニュアル等を提示したうえで、対応後にその事例自体を新たなナレッジとして蓄積する仕組みとし、ナレッジベースが継続的に充実していく設計としている。</w:t>
+        <w:t>のナレッジ化</w:t>
+      </w:r>
+      <w:r>
+        <w:t>」</w:t>
+      </w:r>
+      <w:r>
+        <w:rPr>
+          <w:rFonts w:hint="eastAsia"/>
+        </w:rPr>
+        <w:t>を進めた。</w:t>
+      </w:r>
+    </w:p>
+    <w:p>
+      <w:r>
+        <w:rPr>
+          <w:rFonts w:hint="eastAsia"/>
+        </w:rPr>
+        <w:t>「</w:t>
+      </w:r>
+      <w:r>
+        <w:t>国際輸送実績データの見える化</w:t>
+      </w:r>
+      <w:r>
+        <w:t>」</w:t>
+      </w:r>
+      <w:r>
+        <w:rPr>
+          <w:rFonts w:hint="eastAsia"/>
+        </w:rPr>
+        <w:t>の実施により</w:t>
+      </w:r>
+      <w:r>
+        <w:t>、従来は各担当者が</w:t>
+      </w:r>
+      <w:r>
+        <w:rPr>
+          <w:rFonts w:hint="eastAsia"/>
+        </w:rPr>
+        <w:t>時間を要し</w:t>
+      </w:r>
+      <w:r>
+        <w:t>ていたデータ加工作業が、</w:t>
+      </w:r>
+      <w:r>
+        <w:rPr>
+          <w:rFonts w:hint="eastAsia"/>
+        </w:rPr>
+        <w:t>BIツールの導入により人手をかけずデータ更新・可視化される仕組みになり準備時間を</w:t>
+      </w:r>
+      <w:r>
+        <w:rPr>
+          <w:rFonts w:hint="eastAsia"/>
+        </w:rPr>
+        <w:t>年間で300時間</w:t>
+      </w:r>
+      <w:r>
+        <w:rPr>
+          <w:rFonts w:hint="eastAsia"/>
+        </w:rPr>
+        <w:t>減らすとともに、</w:t>
+      </w:r>
+      <w:r>
+        <w:rPr>
+          <w:rFonts w:hint="eastAsia"/>
+        </w:rPr>
+        <w:t>全体のデータを客観的に可視化</w:t>
+      </w:r>
+      <w:r>
+        <w:rPr>
+          <w:rFonts w:hint="eastAsia"/>
+        </w:rPr>
+        <w:t>する仕組みにすることで</w:t>
+      </w:r>
+      <w:r>
+        <w:rPr>
+          <w:rFonts w:hint="eastAsia"/>
+        </w:rPr>
+        <w:t>属人的</w:t>
+      </w:r>
+      <w:r>
+        <w:rPr>
+          <w:rFonts w:hint="eastAsia"/>
+        </w:rPr>
+        <w:t>な判断のばらつきを抑え</w:t>
+      </w:r>
+      <w:r>
+        <w:rPr>
+          <w:rFonts w:hint="eastAsia"/>
+        </w:rPr>
+        <w:t>意思決定精度の向上にも寄与している。</w:t>
+      </w:r>
+    </w:p>
+    <w:p>
+      <w:pPr>
+        <w:rPr>
+          <w:rFonts w:hint="eastAsia"/>
+        </w:rPr>
+      </w:pPr>
+      <w:r>
+        <w:rPr>
+          <w:rFonts w:hint="eastAsia"/>
+        </w:rPr>
+        <w:t>また、</w:t>
+      </w:r>
+      <w:r>
+        <w:t>「</w:t>
+      </w:r>
+      <w:r>
+        <w:t>生成AIを利用した知識のナレッジ化</w:t>
+      </w:r>
+      <w:r>
+        <w:t>」</w:t>
+      </w:r>
+      <w:r>
+        <w:rPr>
+          <w:rFonts w:hint="eastAsia"/>
+        </w:rPr>
+        <w:t>の実施により、問い合わせ対応等の</w:t>
+      </w:r>
+      <w:r>
+        <w:rPr>
+          <w:rFonts w:hint="eastAsia"/>
+        </w:rPr>
+        <w:t>過去事例の参照</w:t>
+      </w:r>
+      <w:r>
+        <w:rPr>
+          <w:rFonts w:hint="eastAsia"/>
+        </w:rPr>
+        <w:t>時間を</w:t>
+      </w:r>
+      <w:r>
+        <w:rPr>
+          <w:rFonts w:hint="eastAsia"/>
+        </w:rPr>
+        <w:t>年間200時間</w:t>
+      </w:r>
+      <w:r>
+        <w:rPr>
+          <w:rFonts w:hint="eastAsia"/>
+        </w:rPr>
+        <w:t>削減することを見込んで</w:t>
+      </w:r>
+      <w:r>
+        <w:rPr>
+          <w:rFonts w:hint="eastAsia"/>
+        </w:rPr>
+        <w:t>いる。両施策合わせて年間約500時間の業務時間削減が見込まれ、これらの取り組みが進化する技術を生かした意思決定の高度化・迅速化につながり、不確実性が高まる経営環境においても、キヤノンにおけるロジスティクス統括センターの命題であるコスト削減に資するものだと確信している。</w:t>
       </w:r>
     </w:p>
     <w:p/>
     <w:p>
       <w:r>
-        <w:t>4,成果</w:t>
-      </w:r>
-    </w:p>
-    <w:p>
-      <w:r>
-        <w:t>BIツールの導入により、従来は各担当者(約10名)が週次でそれぞれ20分程度を要していたデータ加工作業が、集計担当者1名が月次で15分程度作業するだけで完了する体制に変わった。これにより年間で約170時間の作業時間削減を実現し、削減した時間を出荷状況の分析など、より付加価値の高い意思決定業務に充てられるようになった。加えて、全担当が同じ観点でデータを即座に把握できるようになったことで、属人的な判断のばらつきを抑え、客観的な意思決定精度の向上にも寄与していると考えている(この効果は定量化が難しいが、実務上の手応えとして大きい)。また構築を進めている生成AIによるナレッジ化についても、1日あたり10件程度の問い合わせ対応時間が1件5分から1分程度に短縮できる見込みであり、年間で約167時間の削減効果を見込んでいる。両施策を合わせて年間約340時間の業務時間削減が見込まれ、これらの取り組みが進化する技術を活かした意思決定の高度化・迅速化につながり、地政学的リスク等により不確実性が高まる経営環境においても、キヤノンにおけるロジスティクス統括センターの命題であるコスト削減に資するものと確信している。</w:t>
-      </w:r>
-    </w:p>
-    <w:p/>
-    <w:p>
-      <w:r>
         <w:t>5,まとめ</w:t>
       </w:r>
     </w:p>
     <w:p>
       <w:r>
-        <w:lastRenderedPageBreak/>
         <w:t>上記で述べたように、私は進化する技術を自部門の業務に取り込み、意思決定の精度とスピードを高めるという課題解決のために、①BIツールを用いた国際輸送実績データの見える化、②生成AIを利用した知識のナレッジ化、の2点を実行した。これにより、変化の激しい経営環境下でも意思決定の質とスピードを高め、キヤノンにおけるコスト削減にも貢献することができた。</w:t>
       </w:r>
     </w:p>
     <w:p>
       <w:r>
-        <w:t>以上より、私は自ら主体的にデータとAIを活用した業務変革という環境変化を捉え行動する「強い個人」となり、周囲を巻き込みながら組織を強くすることで、環境の変化を踏まえた課題を解決できると強く実感した。今回の取り組みで得た経験を活かし、今後もデータとAIを積極的に活用しながら、更なるキヤノンの成長に貢献する所存である。</w:t>
+        <w:t>以上より、私は自ら主体的にデータとAIを活用した業務変革という環境変化を捉え行動する「強い個人」となり、周囲を巻き込みながら組織を強くすることで、環境の変化を踏まえた課題を解決できると強く実感した。今回の取り組みで得た経験を活かし、</w:t>
+      </w:r>
+      <w:r>
+        <w:t>今後も環境の変化を踏まえた課題解決に果敢に挑戦し、更なるキヤノンの成長に貢献する所存である。</w:t>
       </w:r>
     </w:p>
     <w:p/>
@@ -120,6 +542,99 @@
     </w:sectPr>
   </w:body>
 </w:document>
+</file>
+
+<file path=word/comments.xml><?xml version="1.0" encoding="utf-8"?>
+<w:comments xmlns:wpc="http://schemas.microsoft.com/office/word/2010/wordprocessingCanvas" xmlns:cx="http://schemas.microsoft.com/office/drawing/2014/chartex" xmlns:cx1="http://schemas.microsoft.com/office/drawing/2015/9/8/chartex" xmlns:cx2="http://schemas.microsoft.com/office/drawing/2015/10/21/chartex" xmlns:cx3="http://schemas.microsoft.com/office/drawing/2016/5/9/chartex" xmlns:cx4="http://schemas.microsoft.com/office/drawing/2016/5/10/chartex" xmlns:cx5="http://schemas.microsoft.com/office/drawing/2016/5/11/chartex" xmlns:cx6="http://schemas.microsoft.com/office/drawing/2016/5/12/chartex" xmlns:cx7="http://schemas.microsoft.com/office/drawing/2016/5/13/chartex" xmlns:cx8="http://schemas.microsoft.com/office/drawing/2016/5/14/chartex" xmlns:mc="http://schemas.openxmlformats.org/markup-compatibility/2006" xmlns:aink="http://schemas.microsoft.com/office/drawing/2016/ink" xmlns:am3d="http://schemas.microsoft.com/office/drawing/2017/model3d" xmlns:o="urn:schemas-microsoft-com:office:office" xmlns:oel="http://schemas.microsoft.com/office/2019/extlst" xmlns:r="http://schemas.openxmlformats.org/officeDocument/2006/relationships" xmlns:m="http://schemas.openxmlformats.org/officeDocument/2006/math" xmlns:v="urn:schemas-microsoft-com:vml" xmlns:wp14="http://schemas.microsoft.com/office/word/2010/wordprocessingDrawing" xmlns:wp="http://schemas.openxmlformats.org/drawingml/2006/wordprocessingDrawing" xmlns:w10="urn:schemas-microsoft-com:office:word" xmlns:w="http://schemas.openxmlformats.org/wordprocessingml/2006/main" xmlns:w14="http://schemas.microsoft.com/office/word/2010/wordml" xmlns:w15="http://schemas.microsoft.com/office/word/2012/wordml" xmlns:w16cex="http://schemas.microsoft.com/office/word/2018/wordml/cex" xmlns:w16cid="http://schemas.microsoft.com/office/word/2016/wordml/cid" xmlns:w16="http://schemas.microsoft.com/office/word/2018/wordml" xmlns:w16du="http://schemas.microsoft.com/office/word/2023/wordml/word16du" xmlns:w16sdtdh="http://schemas.microsoft.com/office/word/2020/wordml/sdtdatahash" xmlns:w16sdtfl="http://schemas.microsoft.com/office/word/2024/wordml/sdtformatlock" xmlns:w16se="http://schemas.microsoft.com/office/word/2015/wordml/symex" xmlns:wpg="http://schemas.microsoft.com/office/word/2010/wordprocessingGroup" xmlns:wpi="http://schemas.microsoft.com/office/word/2010/wordprocessingInk" xmlns:wne="http://schemas.microsoft.com/office/word/2006/wordml" xmlns:wps="http://schemas.microsoft.com/office/word/2010/wordprocessingShape" mc:Ignorable="w14 w15 w16se w16cid w16 w16cex w16sdtdh w16sdtfl w16du wp14">
+  <w:comment w:id="0" w:author="将平 山下" w:date="2026-07-13T21:22:00Z" w:initials="将山">
+    <w:p>
+      <w:pPr>
+        <w:pStyle w:val="af"/>
+      </w:pPr>
+      <w:r>
+        <w:rPr>
+          <w:rStyle w:val="ae"/>
+        </w:rPr>
+        <w:annotationRef/>
+      </w:r>
+      <w:r>
+        <w:t>コストダウン施策を行う際の影響度算出(＝施策実行の判断基準)</w:t>
+      </w:r>
+    </w:p>
+    <w:p>
+      <w:pPr>
+        <w:pStyle w:val="af"/>
+      </w:pPr>
+      <w:r>
+        <w:t>不確実性の環境変化(例:レートの値上げ)が起きた際の影響度算出(＝対策実行の判断基準)</w:t>
+      </w:r>
+    </w:p>
+  </w:comment>
+</w:comments>
+</file>
+
+<file path=word/commentsExtended.xml><?xml version="1.0" encoding="utf-8"?>
+<w15:commentsEx xmlns:wpc="http://schemas.microsoft.com/office/word/2010/wordprocessingCanvas" xmlns:cx="http://schemas.microsoft.com/office/drawing/2014/chartex" xmlns:cx1="http://schemas.microsoft.com/office/drawing/2015/9/8/chartex" xmlns:cx2="http://schemas.microsoft.com/office/drawing/2015/10/21/chartex" xmlns:cx3="http://schemas.microsoft.com/office/drawing/2016/5/9/chartex" xmlns:cx4="http://schemas.microsoft.com/office/drawing/2016/5/10/chartex" xmlns:cx5="http://schemas.microsoft.com/office/drawing/2016/5/11/chartex" xmlns:cx6="http://schemas.microsoft.com/office/drawing/2016/5/12/chartex" xmlns:cx7="http://schemas.microsoft.com/office/drawing/2016/5/13/chartex" xmlns:cx8="http://schemas.microsoft.com/office/drawing/2016/5/14/chartex" xmlns:mc="http://schemas.openxmlformats.org/markup-compatibility/2006" xmlns:aink="http://schemas.microsoft.com/office/drawing/2016/ink" xmlns:am3d="http://schemas.microsoft.com/office/drawing/2017/model3d" xmlns:o="urn:schemas-microsoft-com:office:office" xmlns:oel="http://schemas.microsoft.com/office/2019/extlst" xmlns:r="http://schemas.openxmlformats.org/officeDocument/2006/relationships" xmlns:m="http://schemas.openxmlformats.org/officeDocument/2006/math" xmlns:v="urn:schemas-microsoft-com:vml" xmlns:wp14="http://schemas.microsoft.com/office/word/2010/wordprocessingDrawing" xmlns:wp="http://schemas.openxmlformats.org/drawingml/2006/wordprocessingDrawing" xmlns:w10="urn:schemas-microsoft-com:office:word" xmlns:w="http://schemas.openxmlformats.org/wordprocessingml/2006/main" xmlns:w14="http://schemas.microsoft.com/office/word/2010/wordml" xmlns:w15="http://schemas.microsoft.com/office/word/2012/wordml" xmlns:w16cex="http://schemas.microsoft.com/office/word/2018/wordml/cex" xmlns:w16cid="http://schemas.microsoft.com/office/word/2016/wordml/cid" xmlns:w16="http://schemas.microsoft.com/office/word/2018/wordml" xmlns:w16du="http://schemas.microsoft.com/office/word/2023/wordml/word16du" xmlns:w16sdtdh="http://schemas.microsoft.com/office/word/2020/wordml/sdtdatahash" xmlns:w16sdtfl="http://schemas.microsoft.com/office/word/2024/wordml/sdtformatlock" xmlns:w16se="http://schemas.microsoft.com/office/word/2015/wordml/symex" xmlns:wpg="http://schemas.microsoft.com/office/word/2010/wordprocessingGroup" xmlns:wpi="http://schemas.microsoft.com/office/word/2010/wordprocessingInk" xmlns:wne="http://schemas.microsoft.com/office/word/2006/wordml" xmlns:wps="http://schemas.microsoft.com/office/word/2010/wordprocessingShape" mc:Ignorable="w14 w15 w16se w16cid w16 w16cex w16sdtdh w16sdtfl w16du wp14">
+  <w15:commentEx w15:paraId="312A211A" w15:done="0"/>
+</w15:commentsEx>
+</file>
+
+<file path=word/commentsExtensible.xml><?xml version="1.0" encoding="utf-8"?>
+<w16cex:commentsExtensible xmlns:wpc="http://schemas.microsoft.com/office/word/2010/wordprocessingCanvas" xmlns:cx="http://schemas.microsoft.com/office/drawing/2014/chartex" xmlns:cx1="http://schemas.microsoft.com/office/drawing/2015/9/8/chartex" xmlns:cx2="http://schemas.microsoft.com/office/drawing/2015/10/21/chartex" xmlns:cx3="http://schemas.microsoft.com/office/drawing/2016/5/9/chartex" xmlns:cx4="http://schemas.microsoft.com/office/drawing/2016/5/10/chartex" xmlns:cx5="http://schemas.microsoft.com/office/drawing/2016/5/11/chartex" xmlns:cx6="http://schemas.microsoft.com/office/drawing/2016/5/12/chartex" xmlns:cx7="http://schemas.microsoft.com/office/drawing/2016/5/13/chartex" xmlns:cx8="http://schemas.microsoft.com/office/drawing/2016/5/14/chartex" xmlns:cr="http://schemas.microsoft.com/office/comments/2020/reactions" xmlns:mc="http://schemas.openxmlformats.org/markup-compatibility/2006" xmlns:aink="http://schemas.microsoft.com/office/drawing/2016/ink" xmlns:am3d="http://schemas.microsoft.com/office/drawing/2017/model3d" xmlns:o="urn:schemas-microsoft-com:office:office" xmlns:oel="http://schemas.microsoft.com/office/2019/extlst" xmlns:r="http://schemas.openxmlformats.org/officeDocument/2006/relationships" xmlns:m="http://schemas.openxmlformats.org/officeDocument/2006/math" xmlns:v="urn:schemas-microsoft-com:vml" xmlns:wp14="http://schemas.microsoft.com/office/word/2010/wordprocessingDrawing" xmlns:wp="http://schemas.openxmlformats.org/drawingml/2006/wordprocessingDrawing" xmlns:w10="urn:schemas-microsoft-com:office:word" xmlns:w="http://schemas.openxmlformats.org/wordprocessingml/2006/main" xmlns:w14="http://schemas.microsoft.com/office/word/2010/wordml" xmlns:w15="http://schemas.microsoft.com/office/word/2012/wordml" xmlns:w16cex="http://schemas.microsoft.com/office/word/2018/wordml/cex" xmlns:w16cid="http://schemas.microsoft.com/office/word/2016/wordml/cid" xmlns:w16="http://schemas.microsoft.com/office/word/2018/wordml" xmlns:w16du="http://schemas.microsoft.com/office/word/2023/wordml/word16du" xmlns:w16sdtdh="http://schemas.microsoft.com/office/word/2020/wordml/sdtdatahash" xmlns:w16sdtfl="http://schemas.microsoft.com/office/word/2024/wordml/sdtformatlock" xmlns:w16se="http://schemas.microsoft.com/office/word/2015/wordml/symex" xmlns:wpg="http://schemas.microsoft.com/office/word/2010/wordprocessingGroup" xmlns:wpi="http://schemas.microsoft.com/office/word/2010/wordprocessingInk" xmlns:wne="http://schemas.microsoft.com/office/word/2006/wordml" xmlns:wps="http://schemas.microsoft.com/office/word/2010/wordprocessingShape" mc:Ignorable="w14 w15 w16se w16cid w16 w16cex w16sdtdh w16sdtfl cr w16du wp14">
+  <w16cex:commentExtensible w16cex:durableId="50FD8621" w16cex:dateUtc="2026-07-13T12:22:00Z"/>
+</w16cex:commentsExtensible>
+</file>
+
+<file path=word/commentsIds.xml><?xml version="1.0" encoding="utf-8"?>
+<w16cid:commentsIds xmlns:wpc="http://schemas.microsoft.com/office/word/2010/wordprocessingCanvas" xmlns:cx="http://schemas.microsoft.com/office/drawing/2014/chartex" xmlns:cx1="http://schemas.microsoft.com/office/drawing/2015/9/8/chartex" xmlns:cx2="http://schemas.microsoft.com/office/drawing/2015/10/21/chartex" xmlns:cx3="http://schemas.microsoft.com/office/drawing/2016/5/9/chartex" xmlns:cx4="http://schemas.microsoft.com/office/drawing/2016/5/10/chartex" xmlns:cx5="http://schemas.microsoft.com/office/drawing/2016/5/11/chartex" xmlns:cx6="http://schemas.microsoft.com/office/drawing/2016/5/12/chartex" xmlns:cx7="http://schemas.microsoft.com/office/drawing/2016/5/13/chartex" xmlns:cx8="http://schemas.microsoft.com/office/drawing/2016/5/14/chartex" xmlns:mc="http://schemas.openxmlformats.org/markup-compatibility/2006" xmlns:aink="http://schemas.microsoft.com/office/drawing/2016/ink" xmlns:am3d="http://schemas.microsoft.com/office/drawing/2017/model3d" xmlns:o="urn:schemas-microsoft-com:office:office" xmlns:oel="http://schemas.microsoft.com/office/2019/extlst" xmlns:r="http://schemas.openxmlformats.org/officeDocument/2006/relationships" xmlns:m="http://schemas.openxmlformats.org/officeDocument/2006/math" xmlns:v="urn:schemas-microsoft-com:vml" xmlns:wp14="http://schemas.microsoft.com/office/word/2010/wordprocessingDrawing" xmlns:wp="http://schemas.openxmlformats.org/drawingml/2006/wordprocessingDrawing" xmlns:w10="urn:schemas-microsoft-com:office:word" xmlns:w="http://schemas.openxmlformats.org/wordprocessingml/2006/main" xmlns:w14="http://schemas.microsoft.com/office/word/2010/wordml" xmlns:w15="http://schemas.microsoft.com/office/word/2012/wordml" xmlns:w16cex="http://schemas.microsoft.com/office/word/2018/wordml/cex" xmlns:w16cid="http://schemas.microsoft.com/office/word/2016/wordml/cid" xmlns:w16="http://schemas.microsoft.com/office/word/2018/wordml" xmlns:w16du="http://schemas.microsoft.com/office/word/2023/wordml/word16du" xmlns:w16sdtdh="http://schemas.microsoft.com/office/word/2020/wordml/sdtdatahash" xmlns:w16sdtfl="http://schemas.microsoft.com/office/word/2024/wordml/sdtformatlock" xmlns:w16se="http://schemas.microsoft.com/office/word/2015/wordml/symex" xmlns:wpg="http://schemas.microsoft.com/office/word/2010/wordprocessingGroup" xmlns:wpi="http://schemas.microsoft.com/office/word/2010/wordprocessingInk" xmlns:wne="http://schemas.microsoft.com/office/word/2006/wordml" xmlns:wps="http://schemas.microsoft.com/office/word/2010/wordprocessingShape" mc:Ignorable="w14 w15 w16se w16cid w16 w16cex w16sdtdh w16sdtfl w16du wp14">
+  <w16cid:commentId w16cid:paraId="312A211A" w16cid:durableId="50FD8621"/>
+</w16cid:commentsIds>
+</file>
+
+<file path=word/endnotes.xml><?xml version="1.0" encoding="utf-8"?>
+<w:endnotes xmlns:wpc="http://schemas.microsoft.com/office/word/2010/wordprocessingCanvas" xmlns:cx="http://schemas.microsoft.com/office/drawing/2014/chartex" xmlns:cx1="http://schemas.microsoft.com/office/drawing/2015/9/8/chartex" xmlns:cx2="http://schemas.microsoft.com/office/drawing/2015/10/21/chartex" xmlns:cx3="http://schemas.microsoft.com/office/drawing/2016/5/9/chartex" xmlns:cx4="http://schemas.microsoft.com/office/drawing/2016/5/10/chartex" xmlns:cx5="http://schemas.microsoft.com/office/drawing/2016/5/11/chartex" xmlns:cx6="http://schemas.microsoft.com/office/drawing/2016/5/12/chartex" xmlns:cx7="http://schemas.microsoft.com/office/drawing/2016/5/13/chartex" xmlns:cx8="http://schemas.microsoft.com/office/drawing/2016/5/14/chartex" xmlns:mc="http://schemas.openxmlformats.org/markup-compatibility/2006" xmlns:aink="http://schemas.microsoft.com/office/drawing/2016/ink" xmlns:am3d="http://schemas.microsoft.com/office/drawing/2017/model3d" xmlns:o="urn:schemas-microsoft-com:office:office" xmlns:oel="http://schemas.microsoft.com/office/2019/extlst" xmlns:r="http://schemas.openxmlformats.org/officeDocument/2006/relationships" xmlns:m="http://schemas.openxmlformats.org/officeDocument/2006/math" xmlns:v="urn:schemas-microsoft-com:vml" xmlns:wp14="http://schemas.microsoft.com/office/word/2010/wordprocessingDrawing" xmlns:wp="http://schemas.openxmlformats.org/drawingml/2006/wordprocessingDrawing" xmlns:w10="urn:schemas-microsoft-com:office:word" xmlns:w="http://schemas.openxmlformats.org/wordprocessingml/2006/main" xmlns:w14="http://schemas.microsoft.com/office/word/2010/wordml" xmlns:w15="http://schemas.microsoft.com/office/word/2012/wordml" xmlns:w16cex="http://schemas.microsoft.com/office/word/2018/wordml/cex" xmlns:w16cid="http://schemas.microsoft.com/office/word/2016/wordml/cid" xmlns:w16="http://schemas.microsoft.com/office/word/2018/wordml" xmlns:w16du="http://schemas.microsoft.com/office/word/2023/wordml/word16du" xmlns:w16sdtdh="http://schemas.microsoft.com/office/word/2020/wordml/sdtdatahash" xmlns:w16sdtfl="http://schemas.microsoft.com/office/word/2024/wordml/sdtformatlock" xmlns:w16se="http://schemas.microsoft.com/office/word/2015/wordml/symex" xmlns:wpg="http://schemas.microsoft.com/office/word/2010/wordprocessingGroup" xmlns:wpi="http://schemas.microsoft.com/office/word/2010/wordprocessingInk" xmlns:wne="http://schemas.microsoft.com/office/word/2006/wordml" xmlns:wps="http://schemas.microsoft.com/office/word/2010/wordprocessingShape" mc:Ignorable="w14 w15 w16se w16cid w16 w16cex w16sdtdh w16sdtfl w16du wp14">
+  <w:endnote w:type="separator" w:id="-1">
+    <w:p>
+      <w:r>
+        <w:separator/>
+      </w:r>
+    </w:p>
+  </w:endnote>
+  <w:endnote w:type="continuationSeparator" w:id="0">
+    <w:p>
+      <w:r>
+        <w:continuationSeparator/>
+      </w:r>
+    </w:p>
+  </w:endnote>
+</w:endnotes>
+</file>
+
+<file path=word/footnotes.xml><?xml version="1.0" encoding="utf-8"?>
+<w:footnotes xmlns:wpc="http://schemas.microsoft.com/office/word/2010/wordprocessingCanvas" xmlns:cx="http://schemas.microsoft.com/office/drawing/2014/chartex" xmlns:cx1="http://schemas.microsoft.com/office/drawing/2015/9/8/chartex" xmlns:cx2="http://schemas.microsoft.com/office/drawing/2015/10/21/chartex" xmlns:cx3="http://schemas.microsoft.com/office/drawing/2016/5/9/chartex" xmlns:cx4="http://schemas.microsoft.com/office/drawing/2016/5/10/chartex" xmlns:cx5="http://schemas.microsoft.com/office/drawing/2016/5/11/chartex" xmlns:cx6="http://schemas.microsoft.com/office/drawing/2016/5/12/chartex" xmlns:cx7="http://schemas.microsoft.com/office/drawing/2016/5/13/chartex" xmlns:cx8="http://schemas.microsoft.com/office/drawing/2016/5/14/chartex" xmlns:mc="http://schemas.openxmlformats.org/markup-compatibility/2006" xmlns:aink="http://schemas.microsoft.com/office/drawing/2016/ink" xmlns:am3d="http://schemas.microsoft.com/office/drawing/2017/model3d" xmlns:o="urn:schemas-microsoft-com:office:office" xmlns:oel="http://schemas.microsoft.com/office/2019/extlst" xmlns:r="http://schemas.openxmlformats.org/officeDocument/2006/relationships" xmlns:m="http://schemas.openxmlformats.org/officeDocument/2006/math" xmlns:v="urn:schemas-microsoft-com:vml" xmlns:wp14="http://schemas.microsoft.com/office/word/2010/wordprocessingDrawing" xmlns:wp="http://schemas.openxmlformats.org/drawingml/2006/wordprocessingDrawing" xmlns:w10="urn:schemas-microsoft-com:office:word" xmlns:w="http://schemas.openxmlformats.org/wordprocessingml/2006/main" xmlns:w14="http://schemas.microsoft.com/office/word/2010/wordml" xmlns:w15="http://schemas.microsoft.com/office/word/2012/wordml" xmlns:w16cex="http://schemas.microsoft.com/office/word/2018/wordml/cex" xmlns:w16cid="http://schemas.microsoft.com/office/word/2016/wordml/cid" xmlns:w16="http://schemas.microsoft.com/office/word/2018/wordml" xmlns:w16du="http://schemas.microsoft.com/office/word/2023/wordml/word16du" xmlns:w16sdtdh="http://schemas.microsoft.com/office/word/2020/wordml/sdtdatahash" xmlns:w16sdtfl="http://schemas.microsoft.com/office/word/2024/wordml/sdtformatlock" xmlns:w16se="http://schemas.microsoft.com/office/word/2015/wordml/symex" xmlns:wpg="http://schemas.microsoft.com/office/word/2010/wordprocessingGroup" xmlns:wpi="http://schemas.microsoft.com/office/word/2010/wordprocessingInk" xmlns:wne="http://schemas.microsoft.com/office/word/2006/wordml" xmlns:wps="http://schemas.microsoft.com/office/word/2010/wordprocessingShape" mc:Ignorable="w14 w15 w16se w16cid w16 w16cex w16sdtdh w16sdtfl w16du wp14">
+  <w:footnote w:type="separator" w:id="-1">
+    <w:p>
+      <w:r>
+        <w:separator/>
+      </w:r>
+    </w:p>
+  </w:footnote>
+  <w:footnote w:type="continuationSeparator" w:id="0">
+    <w:p>
+      <w:r>
+        <w:continuationSeparator/>
+      </w:r>
+    </w:p>
+  </w:footnote>
+</w:footnotes>
+</file>
+
+<file path=word/people.xml><?xml version="1.0" encoding="utf-8"?>
+<w15:people xmlns:wpc="http://schemas.microsoft.com/office/word/2010/wordprocessingCanvas" xmlns:cx="http://schemas.microsoft.com/office/drawing/2014/chartex" xmlns:cx1="http://schemas.microsoft.com/office/drawing/2015/9/8/chartex" xmlns:cx2="http://schemas.microsoft.com/office/drawing/2015/10/21/chartex" xmlns:cx3="http://schemas.microsoft.com/office/drawing/2016/5/9/chartex" xmlns:cx4="http://schemas.microsoft.com/office/drawing/2016/5/10/chartex" xmlns:cx5="http://schemas.microsoft.com/office/drawing/2016/5/11/chartex" xmlns:cx6="http://schemas.microsoft.com/office/drawing/2016/5/12/chartex" xmlns:cx7="http://schemas.microsoft.com/office/drawing/2016/5/13/chartex" xmlns:cx8="http://schemas.microsoft.com/office/drawing/2016/5/14/chartex" xmlns:mc="http://schemas.openxmlformats.org/markup-compatibility/2006" xmlns:aink="http://schemas.microsoft.com/office/drawing/2016/ink" xmlns:am3d="http://schemas.microsoft.com/office/drawing/2017/model3d" xmlns:o="urn:schemas-microsoft-com:office:office" xmlns:oel="http://schemas.microsoft.com/office/2019/extlst" xmlns:r="http://schemas.openxmlformats.org/officeDocument/2006/relationships" xmlns:m="http://schemas.openxmlformats.org/officeDocument/2006/math" xmlns:v="urn:schemas-microsoft-com:vml" xmlns:wp14="http://schemas.microsoft.com/office/word/2010/wordprocessingDrawing" xmlns:wp="http://schemas.openxmlformats.org/drawingml/2006/wordprocessingDrawing" xmlns:w10="urn:schemas-microsoft-com:office:word" xmlns:w="http://schemas.openxmlformats.org/wordprocessingml/2006/main" xmlns:w14="http://schemas.microsoft.com/office/word/2010/wordml" xmlns:w15="http://schemas.microsoft.com/office/word/2012/wordml" xmlns:w16cex="http://schemas.microsoft.com/office/word/2018/wordml/cex" xmlns:w16cid="http://schemas.microsoft.com/office/word/2016/wordml/cid" xmlns:w16="http://schemas.microsoft.com/office/word/2018/wordml" xmlns:w16du="http://schemas.microsoft.com/office/word/2023/wordml/word16du" xmlns:w16sdtdh="http://schemas.microsoft.com/office/word/2020/wordml/sdtdatahash" xmlns:w16sdtfl="http://schemas.microsoft.com/office/word/2024/wordml/sdtformatlock" xmlns:w16se="http://schemas.microsoft.com/office/word/2015/wordml/symex" xmlns:wpg="http://schemas.microsoft.com/office/word/2010/wordprocessingGroup" xmlns:wpi="http://schemas.microsoft.com/office/word/2010/wordprocessingInk" xmlns:wne="http://schemas.microsoft.com/office/word/2006/wordml" xmlns:wps="http://schemas.microsoft.com/office/word/2010/wordprocessingShape" mc:Ignorable="w14 w15 w16se w16cid w16 w16cex w16sdtdh w16sdtfl w16du wp14">
+  <w15:person w15:author="将平 山下">
+    <w15:presenceInfo w15:providerId="Windows Live" w15:userId="56b1f076d7f3d7ec"/>
+  </w15:person>
+</w15:people>
 </file>
 
 <file path=word/styles.xml><?xml version="1.0" encoding="utf-8"?>
@@ -1034,6 +1549,106 @@
       <w:spacing w:val="5"/>
     </w:rPr>
   </w:style>
+  <w:style w:type="paragraph" w:styleId="aa">
+    <w:name w:val="header"/>
+    <w:basedOn w:val="a"/>
+    <w:link w:val="ab"/>
+    <w:uiPriority w:val="99"/>
+    <w:unhideWhenUsed/>
+    <w:rsid w:val="00ED3784"/>
+    <w:pPr>
+      <w:tabs>
+        <w:tab w:val="center" w:pos="4252"/>
+        <w:tab w:val="right" w:pos="8504"/>
+      </w:tabs>
+      <w:snapToGrid w:val="0"/>
+    </w:pPr>
+  </w:style>
+  <w:style w:type="character" w:customStyle="1" w:styleId="ab">
+    <w:name w:val="ヘッダー (文字)"/>
+    <w:basedOn w:val="a0"/>
+    <w:link w:val="aa"/>
+    <w:uiPriority w:val="99"/>
+    <w:rsid w:val="00ED3784"/>
+  </w:style>
+  <w:style w:type="paragraph" w:styleId="ac">
+    <w:name w:val="footer"/>
+    <w:basedOn w:val="a"/>
+    <w:link w:val="ad"/>
+    <w:uiPriority w:val="99"/>
+    <w:unhideWhenUsed/>
+    <w:rsid w:val="00ED3784"/>
+    <w:pPr>
+      <w:tabs>
+        <w:tab w:val="center" w:pos="4252"/>
+        <w:tab w:val="right" w:pos="8504"/>
+      </w:tabs>
+      <w:snapToGrid w:val="0"/>
+    </w:pPr>
+  </w:style>
+  <w:style w:type="character" w:customStyle="1" w:styleId="ad">
+    <w:name w:val="フッター (文字)"/>
+    <w:basedOn w:val="a0"/>
+    <w:link w:val="ac"/>
+    <w:uiPriority w:val="99"/>
+    <w:rsid w:val="00ED3784"/>
+  </w:style>
+  <w:style w:type="character" w:styleId="ae">
+    <w:name w:val="annotation reference"/>
+    <w:basedOn w:val="a0"/>
+    <w:uiPriority w:val="99"/>
+    <w:semiHidden/>
+    <w:unhideWhenUsed/>
+    <w:rsid w:val="00097C81"/>
+    <w:rPr>
+      <w:sz w:val="18"/>
+      <w:szCs w:val="18"/>
+    </w:rPr>
+  </w:style>
+  <w:style w:type="paragraph" w:styleId="af">
+    <w:name w:val="annotation text"/>
+    <w:basedOn w:val="a"/>
+    <w:link w:val="af0"/>
+    <w:uiPriority w:val="99"/>
+    <w:unhideWhenUsed/>
+    <w:rsid w:val="00097C81"/>
+    <w:pPr>
+      <w:jc w:val="left"/>
+    </w:pPr>
+  </w:style>
+  <w:style w:type="character" w:customStyle="1" w:styleId="af0">
+    <w:name w:val="コメント文字列 (文字)"/>
+    <w:basedOn w:val="a0"/>
+    <w:link w:val="af"/>
+    <w:uiPriority w:val="99"/>
+    <w:rsid w:val="00097C81"/>
+  </w:style>
+  <w:style w:type="paragraph" w:styleId="af1">
+    <w:name w:val="annotation subject"/>
+    <w:basedOn w:val="af"/>
+    <w:next w:val="af"/>
+    <w:link w:val="af2"/>
+    <w:uiPriority w:val="99"/>
+    <w:semiHidden/>
+    <w:unhideWhenUsed/>
+    <w:rsid w:val="00097C81"/>
+    <w:rPr>
+      <w:b/>
+      <w:bCs/>
+    </w:rPr>
+  </w:style>
+  <w:style w:type="character" w:customStyle="1" w:styleId="af2">
+    <w:name w:val="コメント内容 (文字)"/>
+    <w:basedOn w:val="af0"/>
+    <w:link w:val="af1"/>
+    <w:uiPriority w:val="99"/>
+    <w:semiHidden/>
+    <w:rsid w:val="00097C81"/>
+    <w:rPr>
+      <w:b/>
+      <w:bCs/>
+    </w:rPr>
+  </w:style>
 </w:styles>
 </file>
 
